--- a/submission_phm_revision/manuscript.docx
+++ b/submission_phm_revision/manuscript.docx
@@ -318,7 +318,7 @@
         <w:t xml:space="preserve"> </w:t>
       </w:r>
       <w:r>
-        <w:t xml:space="preserve">45</w:t>
+        <w:t xml:space="preserve">40</w:t>
       </w:r>
     </w:p>
     <w:p>
@@ -9510,126 +9510,6 @@
       </w:r>
       <w:r>
         <w:t xml:space="preserve">. 2005;61(4):962-973.</w:t>
-      </w:r>
-    </w:p>
-    <w:p>
-      <w:pPr>
-        <w:numPr>
-          <w:ilvl w:val="0"/>
-          <w:numId w:val="1002"/>
-        </w:numPr>
-      </w:pPr>
-      <w:r>
-        <w:t xml:space="preserve">Hahn PR, Murray JS, Carvalho CM. Bayesian regression tree models for causal inference: regularization, confounding, and heterogeneous effects.</w:t>
-      </w:r>
-      <w:r>
-        <w:t xml:space="preserve"> </w:t>
-      </w:r>
-      <w:r>
-        <w:rPr>
-          <w:i/>
-          <w:iCs/>
-        </w:rPr>
-        <w:t xml:space="preserve">Bayesian Anal</w:t>
-      </w:r>
-      <w:r>
-        <w:t xml:space="preserve">. 2020;15(3):965-1056.</w:t>
-      </w:r>
-    </w:p>
-    <w:p>
-      <w:pPr>
-        <w:numPr>
-          <w:ilvl w:val="0"/>
-          <w:numId w:val="1002"/>
-        </w:numPr>
-      </w:pPr>
-      <w:r>
-        <w:t xml:space="preserve">Chakraborty B, Murphy SA. Dynamic treatment regimes.</w:t>
-      </w:r>
-      <w:r>
-        <w:t xml:space="preserve"> </w:t>
-      </w:r>
-      <w:r>
-        <w:rPr>
-          <w:i/>
-          <w:iCs/>
-        </w:rPr>
-        <w:t xml:space="preserve">Annu Rev Stat Appl</w:t>
-      </w:r>
-      <w:r>
-        <w:t xml:space="preserve">. 2014;1:447-464.</w:t>
-      </w:r>
-    </w:p>
-    <w:p>
-      <w:pPr>
-        <w:numPr>
-          <w:ilvl w:val="0"/>
-          <w:numId w:val="1002"/>
-        </w:numPr>
-      </w:pPr>
-      <w:r>
-        <w:t xml:space="preserve">Murphy SA. Optimal dynamic treatment regimes.</w:t>
-      </w:r>
-      <w:r>
-        <w:t xml:space="preserve"> </w:t>
-      </w:r>
-      <w:r>
-        <w:rPr>
-          <w:i/>
-          <w:iCs/>
-        </w:rPr>
-        <w:t xml:space="preserve">J R Stat Soc Series B Stat Methodol</w:t>
-      </w:r>
-      <w:r>
-        <w:t xml:space="preserve">. 2003;65(2):331-355.</w:t>
-      </w:r>
-    </w:p>
-    <w:p>
-      <w:pPr>
-        <w:numPr>
-          <w:ilvl w:val="0"/>
-          <w:numId w:val="1002"/>
-        </w:numPr>
-      </w:pPr>
-      <w:r>
-        <w:t xml:space="preserve">Pourat N, Zhou W, Haley LA, et al. Health Resources and Services Administration-funded health centers reduce health care expenditures of California Medicaid managed care beneficiaries with complex needs.</w:t>
-      </w:r>
-      <w:r>
-        <w:t xml:space="preserve"> </w:t>
-      </w:r>
-      <w:r>
-        <w:rPr>
-          <w:i/>
-          <w:iCs/>
-        </w:rPr>
-        <w:t xml:space="preserve">Popul Health Manag</w:t>
-      </w:r>
-      <w:r>
-        <w:t xml:space="preserve">. 2025;28(3):117-124.</w:t>
-      </w:r>
-    </w:p>
-    <w:p>
-      <w:pPr>
-        <w:numPr>
-          <w:ilvl w:val="0"/>
-          <w:numId w:val="1002"/>
-        </w:numPr>
-      </w:pPr>
-      <w:r>
-        <w:t xml:space="preserve">Sakinah I, Bertozzi L, Patel S, et al. Additive impact of virtual urgent and emergency department at home care on value-based primary care for Medicaid and dual-eligible members.</w:t>
-      </w:r>
-      <w:r>
-        <w:t xml:space="preserve"> </w:t>
-      </w:r>
-      <w:r>
-        <w:rPr>
-          <w:i/>
-          <w:iCs/>
-        </w:rPr>
-        <w:t xml:space="preserve">Popul Health Manag</w:t>
-      </w:r>
-      <w:r>
-        <w:t xml:space="preserve">. 2025;28(3):173-178.</w:t>
       </w:r>
     </w:p>
     <w:bookmarkEnd w:id="53"/>
